--- a/public/files/student-ai-use-process-sheet.docx
+++ b/public/files/student-ai-use-process-sheet.docx
@@ -329,17 +329,6 @@
           <w:sz w:val="21"/>
         </w:rPr>
         <w:t>第 4 格是整份表的關鍵。若交不出第 4 格，代表未做核對。Box 4 is the key — if it is blank, no checking was done.</w:t>
-      </w:r>
-    </w:p>
-    <w:p>
-      <w:r>
-        <w:rPr>
-          <w:rFonts w:ascii="Quicksand" w:hAnsi="Quicksand" w:cs="Quicksand" w:eastAsia="Noto Sans TC"/>
-          <w:b w:val="0"/>
-          <w:color w:val="080808"/>
-          <w:sz w:val="21"/>
-        </w:rPr>
-        <w:t>BEETS AI · 獨立教學資源，並非 EDB 官方文件。An independent Beets resource, not an official EDB publication. 對應 F p.1-13（重視歷程）及 G p.2-8（以思考歷程檢視學習）。</w:t>
       </w:r>
     </w:p>
     <w:sectPr>

--- a/public/files/student-ai-use-process-sheet.docx
+++ b/public/files/student-ai-use-process-sheet.docx
@@ -34,7 +34,7 @@
           <w:color w:val="080808"/>
           <w:sz w:val="21"/>
         </w:rPr>
-        <w:t>規則：第 1 格必須在開啟 AI 之前填寫。 先寫下自己的想法，才使用 AI。The first box must be completed before you open any AI tool.</w:t>
+        <w:t>規則：第 1 格必須在開啟 AI 之前填寫。先寫下自己的想法，才使用 AI。</w:t>
       </w:r>
     </w:p>
     <w:p>
@@ -100,7 +100,7 @@
           <w:color w:val="080808"/>
           <w:sz w:val="21"/>
         </w:rPr>
-        <w:t>第一次嘗試 —— 未用 AI 前，我自己的想法 My first attempt, before using AI</w:t>
+        <w:t>第一次嘗試 —— 未用 AI 前，我自己的想法</w:t>
       </w:r>
     </w:p>
     <w:p>
@@ -111,7 +111,7 @@
           <w:color w:val="080808"/>
           <w:sz w:val="21"/>
         </w:rPr>
-        <w:t>我的提示 —— 我問了什麼（原文） My prompt — write exactly what I asked</w:t>
+        <w:t>我的提示 —— 我問了什麼（原文）</w:t>
       </w:r>
     </w:p>
     <w:p>
@@ -122,7 +122,7 @@
           <w:color w:val="080808"/>
           <w:sz w:val="21"/>
         </w:rPr>
-        <w:t>AI 的回答 —— 它說了什麼（摘要） What the AI said (summary is enough)</w:t>
+        <w:t>AI 的回答 —— 它說了什麼（摘要）</w:t>
       </w:r>
     </w:p>
     <w:p>
@@ -133,7 +133,7 @@
           <w:color w:val="080808"/>
           <w:sz w:val="21"/>
         </w:rPr>
-        <w:t>我核對了什麼 —— 我查證 / 改動了哪一處？用什麼來源？ What I checked or changed, and against which source — THIS IS THE MOST IMPORTANT BOX</w:t>
+        <w:t>我核對了什麼 —— 我查證 / 改動了哪一處？用什麼來源？</w:t>
       </w:r>
     </w:p>
     <w:p>
@@ -144,7 +144,7 @@
           <w:color w:val="080808"/>
           <w:sz w:val="21"/>
         </w:rPr>
-        <w:t>最後版本與解釋 —— 我為什麼這樣改？ Final version + one sentence on what I changed and why</w:t>
+        <w:t>最後版本與解釋 —— 我為什麼這樣改？</w:t>
       </w:r>
     </w:p>
     <w:tbl>
@@ -328,7 +328,7 @@
           <w:color w:val="080808"/>
           <w:sz w:val="21"/>
         </w:rPr>
-        <w:t>第 4 格是整份表的關鍵。若交不出第 4 格，代表未做核對。Box 4 is the key — if it is blank, no checking was done.</w:t>
+        <w:t>第 4 格是整份表的關鍵。若交不出第 4 格，代表未做核對。</w:t>
       </w:r>
     </w:p>
     <w:sectPr>
